--- a/tables/enzymes_coh.docx
+++ b/tables/enzymes_coh.docx
@@ -31,26 +31,26 @@
         <w:tblLook w:val="05E0"/>
       </w:tblPr>
       <w:tblGrid>
-        <w:gridCol w:w="768"/>
-        <w:gridCol w:w="475"/>
-        <w:gridCol w:w="401"/>
-        <w:gridCol w:w="445"/>
-        <w:gridCol w:w="475"/>
-        <w:gridCol w:w="401"/>
-        <w:gridCol w:w="445"/>
-        <w:gridCol w:w="475"/>
-        <w:gridCol w:w="401"/>
-        <w:gridCol w:w="445"/>
-        <w:gridCol w:w="475"/>
-        <w:gridCol w:w="401"/>
-        <w:gridCol w:w="445"/>
-        <w:gridCol w:w="475"/>
-        <w:gridCol w:w="401"/>
-        <w:gridCol w:w="445"/>
-        <w:gridCol w:w="475"/>
-        <w:gridCol w:w="401"/>
-        <w:gridCol w:w="445"/>
-        <w:gridCol w:w="666"/>
+        <w:gridCol w:w="739"/>
+        <w:gridCol w:w="457"/>
+        <w:gridCol w:w="386"/>
+        <w:gridCol w:w="428"/>
+        <w:gridCol w:w="457"/>
+        <w:gridCol w:w="421"/>
+        <w:gridCol w:w="464"/>
+        <w:gridCol w:w="457"/>
+        <w:gridCol w:w="421"/>
+        <w:gridCol w:w="464"/>
+        <w:gridCol w:w="457"/>
+        <w:gridCol w:w="421"/>
+        <w:gridCol w:w="464"/>
+        <w:gridCol w:w="457"/>
+        <w:gridCol w:w="421"/>
+        <w:gridCol w:w="464"/>
+        <w:gridCol w:w="457"/>
+        <w:gridCol w:w="421"/>
+        <w:gridCol w:w="464"/>
+        <w:gridCol w:w="640"/>
       </w:tblGrid>
       <w:tr>
         <w:tblPrEx>
@@ -666,7 +666,7 @@
                 <w:smallCaps w:val="0"/>
                 <w:color w:val="000000"/>
               </w:rPr>
-              <w:t xml:space="preserve">(56-  271) </w:t>
+              <w:t xml:space="preserve">(55.8-  271) </w:t>
             </w:r>
           </w:p>
         </w:tc>
@@ -953,7 +953,7 @@
                 <w:smallCaps w:val="0"/>
                 <w:color w:val="000000"/>
               </w:rPr>
-              <w:t xml:space="preserve">[241] </w:t>
+              <w:t xml:space="preserve">[240] </w:t>
             </w:r>
           </w:p>
         </w:tc>
@@ -994,7 +994,7 @@
                 <w:smallCaps w:val="0"/>
                 <w:color w:val="000000"/>
               </w:rPr>
-              <w:t xml:space="preserve">337 </w:t>
+              <w:t xml:space="preserve">331 </w:t>
             </w:r>
           </w:p>
         </w:tc>
@@ -1035,7 +1035,7 @@
                 <w:smallCaps w:val="0"/>
                 <w:color w:val="000000"/>
               </w:rPr>
-              <w:t xml:space="preserve">(139-  560) </w:t>
+              <w:t xml:space="preserve">(137-  558) </w:t>
             </w:r>
           </w:p>
         </w:tc>
@@ -1408,7 +1408,7 @@
                 <w:smallCaps w:val="0"/>
                 <w:color w:val="000000"/>
               </w:rPr>
-              <w:t xml:space="preserve">24 </w:t>
+              <w:t xml:space="preserve">24.4 </w:t>
             </w:r>
           </w:p>
         </w:tc>
@@ -1446,7 +1446,7 @@
                 <w:smallCaps w:val="0"/>
                 <w:color w:val="000000"/>
               </w:rPr>
-              <w:t xml:space="preserve">(21-   31) </w:t>
+              <w:t xml:space="preserve">(21.4- 30.8) </w:t>
             </w:r>
           </w:p>
         </w:tc>
@@ -1522,7 +1522,7 @@
                 <w:smallCaps w:val="0"/>
                 <w:color w:val="000000"/>
               </w:rPr>
-              <w:t xml:space="preserve">28 </w:t>
+              <w:t xml:space="preserve">28.1 </w:t>
             </w:r>
           </w:p>
         </w:tc>
@@ -1560,7 +1560,7 @@
                 <w:smallCaps w:val="0"/>
                 <w:color w:val="000000"/>
               </w:rPr>
-              <w:t xml:space="preserve">(24-   34) </w:t>
+              <w:t xml:space="preserve">(23.6- 33.9) </w:t>
             </w:r>
           </w:p>
         </w:tc>
@@ -1636,7 +1636,7 @@
                 <w:smallCaps w:val="0"/>
                 <w:color w:val="000000"/>
               </w:rPr>
-              <w:t xml:space="preserve">31 </w:t>
+              <w:t xml:space="preserve">31.3 </w:t>
             </w:r>
           </w:p>
         </w:tc>
@@ -1674,7 +1674,7 @@
                 <w:smallCaps w:val="0"/>
                 <w:color w:val="000000"/>
               </w:rPr>
-              <w:t xml:space="preserve">(24-   41) </w:t>
+              <w:t xml:space="preserve">(24.1- 40.9) </w:t>
             </w:r>
           </w:p>
         </w:tc>
@@ -1712,7 +1712,7 @@
                 <w:smallCaps w:val="0"/>
                 <w:color w:val="000000"/>
               </w:rPr>
-              <w:t xml:space="preserve">[281] </w:t>
+              <w:t xml:space="preserve">[280] </w:t>
             </w:r>
           </w:p>
         </w:tc>
@@ -1750,7 +1750,7 @@
                 <w:smallCaps w:val="0"/>
                 <w:color w:val="000000"/>
               </w:rPr>
-              <w:t xml:space="preserve">32 </w:t>
+              <w:t xml:space="preserve">31.9 </w:t>
             </w:r>
           </w:p>
         </w:tc>
@@ -1788,7 +1788,7 @@
                 <w:smallCaps w:val="0"/>
                 <w:color w:val="000000"/>
               </w:rPr>
-              <w:t xml:space="preserve">(25-   45) </w:t>
+              <w:t xml:space="preserve">(24.8- 45.1) </w:t>
             </w:r>
           </w:p>
         </w:tc>
@@ -1864,7 +1864,7 @@
                 <w:smallCaps w:val="0"/>
                 <w:color w:val="000000"/>
               </w:rPr>
-              <w:t xml:space="preserve">32 </w:t>
+              <w:t xml:space="preserve">32.3 </w:t>
             </w:r>
           </w:p>
         </w:tc>
@@ -1902,7 +1902,7 @@
                 <w:smallCaps w:val="0"/>
                 <w:color w:val="000000"/>
               </w:rPr>
-              <w:t xml:space="preserve">(26-   42) </w:t>
+              <w:t xml:space="preserve">(25.5- 41.6) </w:t>
             </w:r>
           </w:p>
         </w:tc>
@@ -1983,7 +1983,7 @@
                 <w:smallCaps w:val="0"/>
                 <w:color w:val="000000"/>
               </w:rPr>
-              <w:t xml:space="preserve">Lipase (U/L) </w:t>
+              <w:t xml:space="preserve">Amylase GFR Ratio </w:t>
             </w:r>
           </w:p>
         </w:tc>
@@ -2021,84 +2021,60 @@
                 <w:smallCaps w:val="0"/>
                 <w:color w:val="000000"/>
               </w:rPr>
-              <w:t xml:space="preserve">[307] </w:t>
-            </w:r>
-          </w:p>
-        </w:tc>
-        <w:tc>
-          <w:tcPr>
-            <w:noWrap w:val="0"/>
-            <w:tcMar>
-              <w:top w:w="15" w:type="dxa"/>
-              <w:left w:w="205" w:type="dxa"/>
-              <w:bottom w:w="15" w:type="dxa"/>
-              <w:right w:w="20" w:type="dxa"/>
-            </w:tcMar>
-            <w:vAlign w:val="bottom"/>
-            <w:hideMark/>
-          </w:tcPr>
-          <w:p>
-            <w:pPr>
-              <w:jc w:val="right"/>
-              <w:rPr>
-                <w:b w:val="0"/>
-                <w:bCs w:val="0"/>
-                <w:i w:val="0"/>
-                <w:iCs w:val="0"/>
-                <w:smallCaps w:val="0"/>
-                <w:color w:val="000000"/>
-              </w:rPr>
-            </w:pPr>
-            <w:r>
-              <w:rPr>
-                <w:rStyle w:val="c3143span"/>
-                <w:b w:val="0"/>
-                <w:bCs w:val="0"/>
-                <w:i w:val="0"/>
-                <w:iCs w:val="0"/>
-                <w:smallCaps w:val="0"/>
-                <w:color w:val="000000"/>
-              </w:rPr>
-              <w:t xml:space="preserve">30 </w:t>
-            </w:r>
-          </w:p>
-        </w:tc>
-        <w:tc>
-          <w:tcPr>
-            <w:noWrap w:val="0"/>
-            <w:tcMar>
-              <w:top w:w="15" w:type="dxa"/>
-              <w:left w:w="205" w:type="dxa"/>
-              <w:bottom w:w="15" w:type="dxa"/>
-              <w:right w:w="20" w:type="dxa"/>
-            </w:tcMar>
-            <w:vAlign w:val="bottom"/>
-            <w:hideMark/>
-          </w:tcPr>
-          <w:p>
-            <w:pPr>
-              <w:jc w:val="right"/>
-              <w:rPr>
-                <w:b w:val="0"/>
-                <w:bCs w:val="0"/>
-                <w:i w:val="0"/>
-                <w:iCs w:val="0"/>
-                <w:smallCaps w:val="0"/>
-                <w:color w:val="000000"/>
-              </w:rPr>
-            </w:pPr>
-            <w:r>
-              <w:rPr>
-                <w:rStyle w:val="c3144span"/>
-                <w:b w:val="0"/>
-                <w:bCs w:val="0"/>
-                <w:i w:val="0"/>
-                <w:iCs w:val="0"/>
-                <w:smallCaps w:val="0"/>
-                <w:color w:val="000000"/>
-              </w:rPr>
-              <w:t xml:space="preserve">(26-   35) </w:t>
-            </w:r>
+              <w:t xml:space="preserve">[0] </w:t>
+            </w:r>
+          </w:p>
+        </w:tc>
+        <w:tc>
+          <w:tcPr>
+            <w:noWrap w:val="0"/>
+            <w:tcMar>
+              <w:top w:w="15" w:type="dxa"/>
+              <w:left w:w="205" w:type="dxa"/>
+              <w:bottom w:w="15" w:type="dxa"/>
+              <w:right w:w="20" w:type="dxa"/>
+            </w:tcMar>
+            <w:vAlign w:val="bottom"/>
+            <w:hideMark/>
+          </w:tcPr>
+          <w:p>
+            <w:pPr>
+              <w:jc w:val="right"/>
+              <w:rPr>
+                <w:b w:val="0"/>
+                <w:bCs w:val="0"/>
+                <w:i w:val="0"/>
+                <w:iCs w:val="0"/>
+                <w:smallCaps w:val="0"/>
+                <w:color w:val="000000"/>
+              </w:rPr>
+            </w:pPr>
+          </w:p>
+        </w:tc>
+        <w:tc>
+          <w:tcPr>
+            <w:noWrap w:val="0"/>
+            <w:tcMar>
+              <w:top w:w="15" w:type="dxa"/>
+              <w:left w:w="205" w:type="dxa"/>
+              <w:bottom w:w="15" w:type="dxa"/>
+              <w:right w:w="20" w:type="dxa"/>
+            </w:tcMar>
+            <w:vAlign w:val="bottom"/>
+            <w:hideMark/>
+          </w:tcPr>
+          <w:p>
+            <w:pPr>
+              <w:jc w:val="right"/>
+              <w:rPr>
+                <w:b w:val="0"/>
+                <w:bCs w:val="0"/>
+                <w:i w:val="0"/>
+                <w:iCs w:val="0"/>
+                <w:smallCaps w:val="0"/>
+                <w:color w:val="000000"/>
+              </w:rPr>
+            </w:pPr>
           </w:p>
         </w:tc>
         <w:tc>
@@ -2135,60 +2111,84 @@
                 <w:smallCaps w:val="0"/>
                 <w:color w:val="000000"/>
               </w:rPr>
-              <w:t xml:space="preserve">[0] </w:t>
-            </w:r>
-          </w:p>
-        </w:tc>
-        <w:tc>
-          <w:tcPr>
-            <w:noWrap w:val="0"/>
-            <w:tcMar>
-              <w:top w:w="15" w:type="dxa"/>
-              <w:left w:w="205" w:type="dxa"/>
-              <w:bottom w:w="15" w:type="dxa"/>
-              <w:right w:w="20" w:type="dxa"/>
-            </w:tcMar>
-            <w:vAlign w:val="bottom"/>
-            <w:hideMark/>
-          </w:tcPr>
-          <w:p>
-            <w:pPr>
-              <w:jc w:val="right"/>
-              <w:rPr>
-                <w:b w:val="0"/>
-                <w:bCs w:val="0"/>
-                <w:i w:val="0"/>
-                <w:iCs w:val="0"/>
-                <w:smallCaps w:val="0"/>
-                <w:color w:val="000000"/>
-              </w:rPr>
-            </w:pPr>
-          </w:p>
-        </w:tc>
-        <w:tc>
-          <w:tcPr>
-            <w:noWrap w:val="0"/>
-            <w:tcMar>
-              <w:top w:w="15" w:type="dxa"/>
-              <w:left w:w="205" w:type="dxa"/>
-              <w:bottom w:w="15" w:type="dxa"/>
-              <w:right w:w="20" w:type="dxa"/>
-            </w:tcMar>
-            <w:vAlign w:val="bottom"/>
-            <w:hideMark/>
-          </w:tcPr>
-          <w:p>
-            <w:pPr>
-              <w:jc w:val="right"/>
-              <w:rPr>
-                <w:b w:val="0"/>
-                <w:bCs w:val="0"/>
-                <w:i w:val="0"/>
-                <w:iCs w:val="0"/>
-                <w:smallCaps w:val="0"/>
-                <w:color w:val="000000"/>
-              </w:rPr>
-            </w:pPr>
+              <w:t xml:space="preserve">[100] </w:t>
+            </w:r>
+          </w:p>
+        </w:tc>
+        <w:tc>
+          <w:tcPr>
+            <w:noWrap w:val="0"/>
+            <w:tcMar>
+              <w:top w:w="15" w:type="dxa"/>
+              <w:left w:w="205" w:type="dxa"/>
+              <w:bottom w:w="15" w:type="dxa"/>
+              <w:right w:w="20" w:type="dxa"/>
+            </w:tcMar>
+            <w:vAlign w:val="bottom"/>
+            <w:hideMark/>
+          </w:tcPr>
+          <w:p>
+            <w:pPr>
+              <w:jc w:val="right"/>
+              <w:rPr>
+                <w:b w:val="0"/>
+                <w:bCs w:val="0"/>
+                <w:i w:val="0"/>
+                <w:iCs w:val="0"/>
+                <w:smallCaps w:val="0"/>
+                <w:color w:val="000000"/>
+              </w:rPr>
+            </w:pPr>
+            <w:r>
+              <w:rPr>
+                <w:rStyle w:val="c3146span"/>
+                <w:b w:val="0"/>
+                <w:bCs w:val="0"/>
+                <w:i w:val="0"/>
+                <w:iCs w:val="0"/>
+                <w:smallCaps w:val="0"/>
+                <w:color w:val="000000"/>
+              </w:rPr>
+              <w:t xml:space="preserve">.213 </w:t>
+            </w:r>
+          </w:p>
+        </w:tc>
+        <w:tc>
+          <w:tcPr>
+            <w:noWrap w:val="0"/>
+            <w:tcMar>
+              <w:top w:w="15" w:type="dxa"/>
+              <w:left w:w="205" w:type="dxa"/>
+              <w:bottom w:w="15" w:type="dxa"/>
+              <w:right w:w="20" w:type="dxa"/>
+            </w:tcMar>
+            <w:vAlign w:val="bottom"/>
+            <w:hideMark/>
+          </w:tcPr>
+          <w:p>
+            <w:pPr>
+              <w:jc w:val="right"/>
+              <w:rPr>
+                <w:b w:val="0"/>
+                <w:bCs w:val="0"/>
+                <w:i w:val="0"/>
+                <w:iCs w:val="0"/>
+                <w:smallCaps w:val="0"/>
+                <w:color w:val="000000"/>
+              </w:rPr>
+            </w:pPr>
+            <w:r>
+              <w:rPr>
+                <w:rStyle w:val="c3147span"/>
+                <w:b w:val="0"/>
+                <w:bCs w:val="0"/>
+                <w:i w:val="0"/>
+                <w:iCs w:val="0"/>
+                <w:smallCaps w:val="0"/>
+                <w:color w:val="000000"/>
+              </w:rPr>
+              <w:t xml:space="preserve">(.176- .274) </w:t>
+            </w:r>
           </w:p>
         </w:tc>
         <w:tc>
@@ -2225,60 +2225,84 @@
                 <w:smallCaps w:val="0"/>
                 <w:color w:val="000000"/>
               </w:rPr>
-              <w:t xml:space="preserve">[0] </w:t>
-            </w:r>
-          </w:p>
-        </w:tc>
-        <w:tc>
-          <w:tcPr>
-            <w:noWrap w:val="0"/>
-            <w:tcMar>
-              <w:top w:w="15" w:type="dxa"/>
-              <w:left w:w="205" w:type="dxa"/>
-              <w:bottom w:w="15" w:type="dxa"/>
-              <w:right w:w="20" w:type="dxa"/>
-            </w:tcMar>
-            <w:vAlign w:val="bottom"/>
-            <w:hideMark/>
-          </w:tcPr>
-          <w:p>
-            <w:pPr>
-              <w:jc w:val="right"/>
-              <w:rPr>
-                <w:b w:val="0"/>
-                <w:bCs w:val="0"/>
-                <w:i w:val="0"/>
-                <w:iCs w:val="0"/>
-                <w:smallCaps w:val="0"/>
-                <w:color w:val="000000"/>
-              </w:rPr>
-            </w:pPr>
-          </w:p>
-        </w:tc>
-        <w:tc>
-          <w:tcPr>
-            <w:noWrap w:val="0"/>
-            <w:tcMar>
-              <w:top w:w="15" w:type="dxa"/>
-              <w:left w:w="205" w:type="dxa"/>
-              <w:bottom w:w="15" w:type="dxa"/>
-              <w:right w:w="20" w:type="dxa"/>
-            </w:tcMar>
-            <w:vAlign w:val="bottom"/>
-            <w:hideMark/>
-          </w:tcPr>
-          <w:p>
-            <w:pPr>
-              <w:jc w:val="right"/>
-              <w:rPr>
-                <w:b w:val="0"/>
-                <w:bCs w:val="0"/>
-                <w:i w:val="0"/>
-                <w:iCs w:val="0"/>
-                <w:smallCaps w:val="0"/>
-                <w:color w:val="000000"/>
-              </w:rPr>
-            </w:pPr>
+              <w:t xml:space="preserve">[301] </w:t>
+            </w:r>
+          </w:p>
+        </w:tc>
+        <w:tc>
+          <w:tcPr>
+            <w:noWrap w:val="0"/>
+            <w:tcMar>
+              <w:top w:w="15" w:type="dxa"/>
+              <w:left w:w="205" w:type="dxa"/>
+              <w:bottom w:w="15" w:type="dxa"/>
+              <w:right w:w="20" w:type="dxa"/>
+            </w:tcMar>
+            <w:vAlign w:val="bottom"/>
+            <w:hideMark/>
+          </w:tcPr>
+          <w:p>
+            <w:pPr>
+              <w:jc w:val="right"/>
+              <w:rPr>
+                <w:b w:val="0"/>
+                <w:bCs w:val="0"/>
+                <w:i w:val="0"/>
+                <w:iCs w:val="0"/>
+                <w:smallCaps w:val="0"/>
+                <w:color w:val="000000"/>
+              </w:rPr>
+            </w:pPr>
+            <w:r>
+              <w:rPr>
+                <w:rStyle w:val="c3149span"/>
+                <w:b w:val="0"/>
+                <w:bCs w:val="0"/>
+                <w:i w:val="0"/>
+                <w:iCs w:val="0"/>
+                <w:smallCaps w:val="0"/>
+                <w:color w:val="000000"/>
+              </w:rPr>
+              <w:t xml:space="preserve">.289 </w:t>
+            </w:r>
+          </w:p>
+        </w:tc>
+        <w:tc>
+          <w:tcPr>
+            <w:noWrap w:val="0"/>
+            <w:tcMar>
+              <w:top w:w="15" w:type="dxa"/>
+              <w:left w:w="205" w:type="dxa"/>
+              <w:bottom w:w="15" w:type="dxa"/>
+              <w:right w:w="20" w:type="dxa"/>
+            </w:tcMar>
+            <w:vAlign w:val="bottom"/>
+            <w:hideMark/>
+          </w:tcPr>
+          <w:p>
+            <w:pPr>
+              <w:jc w:val="right"/>
+              <w:rPr>
+                <w:b w:val="0"/>
+                <w:bCs w:val="0"/>
+                <w:i w:val="0"/>
+                <w:iCs w:val="0"/>
+                <w:smallCaps w:val="0"/>
+                <w:color w:val="000000"/>
+              </w:rPr>
+            </w:pPr>
+            <w:r>
+              <w:rPr>
+                <w:rStyle w:val="c31410span"/>
+                <w:b w:val="0"/>
+                <w:bCs w:val="0"/>
+                <w:i w:val="0"/>
+                <w:iCs w:val="0"/>
+                <w:smallCaps w:val="0"/>
+                <w:color w:val="000000"/>
+              </w:rPr>
+              <w:t xml:space="preserve">(.227- .368) </w:t>
+            </w:r>
           </w:p>
         </w:tc>
         <w:tc>
@@ -2315,60 +2339,84 @@
                 <w:smallCaps w:val="0"/>
                 <w:color w:val="000000"/>
               </w:rPr>
-              <w:t xml:space="preserve">[0] </w:t>
-            </w:r>
-          </w:p>
-        </w:tc>
-        <w:tc>
-          <w:tcPr>
-            <w:noWrap w:val="0"/>
-            <w:tcMar>
-              <w:top w:w="15" w:type="dxa"/>
-              <w:left w:w="205" w:type="dxa"/>
-              <w:bottom w:w="15" w:type="dxa"/>
-              <w:right w:w="20" w:type="dxa"/>
-            </w:tcMar>
-            <w:vAlign w:val="bottom"/>
-            <w:hideMark/>
-          </w:tcPr>
-          <w:p>
-            <w:pPr>
-              <w:jc w:val="right"/>
-              <w:rPr>
-                <w:b w:val="0"/>
-                <w:bCs w:val="0"/>
-                <w:i w:val="0"/>
-                <w:iCs w:val="0"/>
-                <w:smallCaps w:val="0"/>
-                <w:color w:val="000000"/>
-              </w:rPr>
-            </w:pPr>
-          </w:p>
-        </w:tc>
-        <w:tc>
-          <w:tcPr>
-            <w:noWrap w:val="0"/>
-            <w:tcMar>
-              <w:top w:w="15" w:type="dxa"/>
-              <w:left w:w="205" w:type="dxa"/>
-              <w:bottom w:w="15" w:type="dxa"/>
-              <w:right w:w="20" w:type="dxa"/>
-            </w:tcMar>
-            <w:vAlign w:val="bottom"/>
-            <w:hideMark/>
-          </w:tcPr>
-          <w:p>
-            <w:pPr>
-              <w:jc w:val="right"/>
-              <w:rPr>
-                <w:b w:val="0"/>
-                <w:bCs w:val="0"/>
-                <w:i w:val="0"/>
-                <w:iCs w:val="0"/>
-                <w:smallCaps w:val="0"/>
-                <w:color w:val="000000"/>
-              </w:rPr>
-            </w:pPr>
+              <w:t xml:space="preserve">[844] </w:t>
+            </w:r>
+          </w:p>
+        </w:tc>
+        <w:tc>
+          <w:tcPr>
+            <w:noWrap w:val="0"/>
+            <w:tcMar>
+              <w:top w:w="15" w:type="dxa"/>
+              <w:left w:w="205" w:type="dxa"/>
+              <w:bottom w:w="15" w:type="dxa"/>
+              <w:right w:w="20" w:type="dxa"/>
+            </w:tcMar>
+            <w:vAlign w:val="bottom"/>
+            <w:hideMark/>
+          </w:tcPr>
+          <w:p>
+            <w:pPr>
+              <w:jc w:val="right"/>
+              <w:rPr>
+                <w:b w:val="0"/>
+                <w:bCs w:val="0"/>
+                <w:i w:val="0"/>
+                <w:iCs w:val="0"/>
+                <w:smallCaps w:val="0"/>
+                <w:color w:val="000000"/>
+              </w:rPr>
+            </w:pPr>
+            <w:r>
+              <w:rPr>
+                <w:rStyle w:val="c31412span"/>
+                <w:b w:val="0"/>
+                <w:bCs w:val="0"/>
+                <w:i w:val="0"/>
+                <w:iCs w:val="0"/>
+                <w:smallCaps w:val="0"/>
+                <w:color w:val="000000"/>
+              </w:rPr>
+              <w:t xml:space="preserve">.329 </w:t>
+            </w:r>
+          </w:p>
+        </w:tc>
+        <w:tc>
+          <w:tcPr>
+            <w:noWrap w:val="0"/>
+            <w:tcMar>
+              <w:top w:w="15" w:type="dxa"/>
+              <w:left w:w="205" w:type="dxa"/>
+              <w:bottom w:w="15" w:type="dxa"/>
+              <w:right w:w="20" w:type="dxa"/>
+            </w:tcMar>
+            <w:vAlign w:val="bottom"/>
+            <w:hideMark/>
+          </w:tcPr>
+          <w:p>
+            <w:pPr>
+              <w:jc w:val="right"/>
+              <w:rPr>
+                <w:b w:val="0"/>
+                <w:bCs w:val="0"/>
+                <w:i w:val="0"/>
+                <w:iCs w:val="0"/>
+                <w:smallCaps w:val="0"/>
+                <w:color w:val="000000"/>
+              </w:rPr>
+            </w:pPr>
+            <w:r>
+              <w:rPr>
+                <w:rStyle w:val="c31413span"/>
+                <w:b w:val="0"/>
+                <w:bCs w:val="0"/>
+                <w:i w:val="0"/>
+                <w:iCs w:val="0"/>
+                <w:smallCaps w:val="0"/>
+                <w:color w:val="000000"/>
+              </w:rPr>
+              <w:t xml:space="preserve">(.246- .471) </w:t>
+            </w:r>
           </w:p>
         </w:tc>
         <w:tc>
@@ -2405,60 +2453,84 @@
                 <w:smallCaps w:val="0"/>
                 <w:color w:val="000000"/>
               </w:rPr>
-              <w:t xml:space="preserve">[0] </w:t>
-            </w:r>
-          </w:p>
-        </w:tc>
-        <w:tc>
-          <w:tcPr>
-            <w:noWrap w:val="0"/>
-            <w:tcMar>
-              <w:top w:w="15" w:type="dxa"/>
-              <w:left w:w="205" w:type="dxa"/>
-              <w:bottom w:w="15" w:type="dxa"/>
-              <w:right w:w="20" w:type="dxa"/>
-            </w:tcMar>
-            <w:vAlign w:val="bottom"/>
-            <w:hideMark/>
-          </w:tcPr>
-          <w:p>
-            <w:pPr>
-              <w:jc w:val="right"/>
-              <w:rPr>
-                <w:b w:val="0"/>
-                <w:bCs w:val="0"/>
-                <w:i w:val="0"/>
-                <w:iCs w:val="0"/>
-                <w:smallCaps w:val="0"/>
-                <w:color w:val="000000"/>
-              </w:rPr>
-            </w:pPr>
-          </w:p>
-        </w:tc>
-        <w:tc>
-          <w:tcPr>
-            <w:noWrap w:val="0"/>
-            <w:tcMar>
-              <w:top w:w="15" w:type="dxa"/>
-              <w:left w:w="205" w:type="dxa"/>
-              <w:bottom w:w="15" w:type="dxa"/>
-              <w:right w:w="20" w:type="dxa"/>
-            </w:tcMar>
-            <w:vAlign w:val="bottom"/>
-            <w:hideMark/>
-          </w:tcPr>
-          <w:p>
-            <w:pPr>
-              <w:jc w:val="right"/>
-              <w:rPr>
-                <w:b w:val="0"/>
-                <w:bCs w:val="0"/>
-                <w:i w:val="0"/>
-                <w:iCs w:val="0"/>
-                <w:smallCaps w:val="0"/>
-                <w:color w:val="000000"/>
-              </w:rPr>
-            </w:pPr>
+              <w:t xml:space="preserve">[280] </w:t>
+            </w:r>
+          </w:p>
+        </w:tc>
+        <w:tc>
+          <w:tcPr>
+            <w:noWrap w:val="0"/>
+            <w:tcMar>
+              <w:top w:w="15" w:type="dxa"/>
+              <w:left w:w="205" w:type="dxa"/>
+              <w:bottom w:w="15" w:type="dxa"/>
+              <w:right w:w="20" w:type="dxa"/>
+            </w:tcMar>
+            <w:vAlign w:val="bottom"/>
+            <w:hideMark/>
+          </w:tcPr>
+          <w:p>
+            <w:pPr>
+              <w:jc w:val="right"/>
+              <w:rPr>
+                <w:b w:val="0"/>
+                <w:bCs w:val="0"/>
+                <w:i w:val="0"/>
+                <w:iCs w:val="0"/>
+                <w:smallCaps w:val="0"/>
+                <w:color w:val="000000"/>
+              </w:rPr>
+            </w:pPr>
+            <w:r>
+              <w:rPr>
+                <w:rStyle w:val="c31415span"/>
+                <w:b w:val="0"/>
+                <w:bCs w:val="0"/>
+                <w:i w:val="0"/>
+                <w:iCs w:val="0"/>
+                <w:smallCaps w:val="0"/>
+                <w:color w:val="000000"/>
+              </w:rPr>
+              <w:t xml:space="preserve">.351 </w:t>
+            </w:r>
+          </w:p>
+        </w:tc>
+        <w:tc>
+          <w:tcPr>
+            <w:noWrap w:val="0"/>
+            <w:tcMar>
+              <w:top w:w="15" w:type="dxa"/>
+              <w:left w:w="205" w:type="dxa"/>
+              <w:bottom w:w="15" w:type="dxa"/>
+              <w:right w:w="20" w:type="dxa"/>
+            </w:tcMar>
+            <w:vAlign w:val="bottom"/>
+            <w:hideMark/>
+          </w:tcPr>
+          <w:p>
+            <w:pPr>
+              <w:jc w:val="right"/>
+              <w:rPr>
+                <w:b w:val="0"/>
+                <w:bCs w:val="0"/>
+                <w:i w:val="0"/>
+                <w:iCs w:val="0"/>
+                <w:smallCaps w:val="0"/>
+                <w:color w:val="000000"/>
+              </w:rPr>
+            </w:pPr>
+            <w:r>
+              <w:rPr>
+                <w:rStyle w:val="c31416span"/>
+                <w:b w:val="0"/>
+                <w:bCs w:val="0"/>
+                <w:i w:val="0"/>
+                <w:iCs w:val="0"/>
+                <w:smallCaps w:val="0"/>
+                <w:color w:val="000000"/>
+              </w:rPr>
+              <w:t xml:space="preserve">(.245- .511) </w:t>
+            </w:r>
           </w:p>
         </w:tc>
         <w:tc>
@@ -2495,86 +2567,122 @@
                 <w:smallCaps w:val="0"/>
                 <w:color w:val="000000"/>
               </w:rPr>
-              <w:t xml:space="preserve">[0] </w:t>
-            </w:r>
-          </w:p>
-        </w:tc>
-        <w:tc>
-          <w:tcPr>
-            <w:noWrap w:val="0"/>
-            <w:tcMar>
-              <w:top w:w="15" w:type="dxa"/>
-              <w:left w:w="205" w:type="dxa"/>
-              <w:bottom w:w="15" w:type="dxa"/>
-              <w:right w:w="20" w:type="dxa"/>
-            </w:tcMar>
-            <w:vAlign w:val="bottom"/>
-            <w:hideMark/>
-          </w:tcPr>
-          <w:p>
-            <w:pPr>
-              <w:jc w:val="right"/>
-              <w:rPr>
-                <w:b w:val="0"/>
-                <w:bCs w:val="0"/>
-                <w:i w:val="0"/>
-                <w:iCs w:val="0"/>
-                <w:smallCaps w:val="0"/>
-                <w:color w:val="000000"/>
-              </w:rPr>
-            </w:pPr>
-          </w:p>
-        </w:tc>
-        <w:tc>
-          <w:tcPr>
-            <w:noWrap w:val="0"/>
-            <w:tcMar>
-              <w:top w:w="15" w:type="dxa"/>
-              <w:left w:w="205" w:type="dxa"/>
-              <w:bottom w:w="15" w:type="dxa"/>
-              <w:right w:w="20" w:type="dxa"/>
-            </w:tcMar>
-            <w:vAlign w:val="bottom"/>
-            <w:hideMark/>
-          </w:tcPr>
-          <w:p>
-            <w:pPr>
-              <w:jc w:val="right"/>
-              <w:rPr>
-                <w:b w:val="0"/>
-                <w:bCs w:val="0"/>
-                <w:i w:val="0"/>
-                <w:iCs w:val="0"/>
-                <w:smallCaps w:val="0"/>
-                <w:color w:val="000000"/>
-              </w:rPr>
-            </w:pPr>
-          </w:p>
-        </w:tc>
-        <w:tc>
-          <w:tcPr>
-            <w:noWrap w:val="0"/>
-            <w:tcMar>
-              <w:top w:w="15" w:type="dxa"/>
-              <w:left w:w="205" w:type="dxa"/>
-              <w:bottom w:w="15" w:type="dxa"/>
-              <w:right w:w="20" w:type="dxa"/>
-            </w:tcMar>
-            <w:vAlign w:val="bottom"/>
-            <w:hideMark/>
-          </w:tcPr>
-          <w:p>
-            <w:pPr>
-              <w:jc w:val="right"/>
-              <w:rPr>
-                <w:b w:val="0"/>
-                <w:bCs w:val="0"/>
-                <w:i w:val="0"/>
-                <w:iCs w:val="0"/>
-                <w:smallCaps w:val="0"/>
-                <w:color w:val="000000"/>
-              </w:rPr>
-            </w:pPr>
+              <w:t xml:space="preserve">[258] </w:t>
+            </w:r>
+          </w:p>
+        </w:tc>
+        <w:tc>
+          <w:tcPr>
+            <w:noWrap w:val="0"/>
+            <w:tcMar>
+              <w:top w:w="15" w:type="dxa"/>
+              <w:left w:w="205" w:type="dxa"/>
+              <w:bottom w:w="15" w:type="dxa"/>
+              <w:right w:w="20" w:type="dxa"/>
+            </w:tcMar>
+            <w:vAlign w:val="bottom"/>
+            <w:hideMark/>
+          </w:tcPr>
+          <w:p>
+            <w:pPr>
+              <w:jc w:val="right"/>
+              <w:rPr>
+                <w:b w:val="0"/>
+                <w:bCs w:val="0"/>
+                <w:i w:val="0"/>
+                <w:iCs w:val="0"/>
+                <w:smallCaps w:val="0"/>
+                <w:color w:val="000000"/>
+              </w:rPr>
+            </w:pPr>
+            <w:r>
+              <w:rPr>
+                <w:rStyle w:val="c31418span"/>
+                <w:b w:val="0"/>
+                <w:bCs w:val="0"/>
+                <w:i w:val="0"/>
+                <w:iCs w:val="0"/>
+                <w:smallCaps w:val="0"/>
+                <w:color w:val="000000"/>
+              </w:rPr>
+              <w:t xml:space="preserve">.381 </w:t>
+            </w:r>
+          </w:p>
+        </w:tc>
+        <w:tc>
+          <w:tcPr>
+            <w:noWrap w:val="0"/>
+            <w:tcMar>
+              <w:top w:w="15" w:type="dxa"/>
+              <w:left w:w="205" w:type="dxa"/>
+              <w:bottom w:w="15" w:type="dxa"/>
+              <w:right w:w="20" w:type="dxa"/>
+            </w:tcMar>
+            <w:vAlign w:val="bottom"/>
+            <w:hideMark/>
+          </w:tcPr>
+          <w:p>
+            <w:pPr>
+              <w:jc w:val="right"/>
+              <w:rPr>
+                <w:b w:val="0"/>
+                <w:bCs w:val="0"/>
+                <w:i w:val="0"/>
+                <w:iCs w:val="0"/>
+                <w:smallCaps w:val="0"/>
+                <w:color w:val="000000"/>
+              </w:rPr>
+            </w:pPr>
+            <w:r>
+              <w:rPr>
+                <w:rStyle w:val="c31419span"/>
+                <w:b w:val="0"/>
+                <w:bCs w:val="0"/>
+                <w:i w:val="0"/>
+                <w:iCs w:val="0"/>
+                <w:smallCaps w:val="0"/>
+                <w:color w:val="000000"/>
+              </w:rPr>
+              <w:t xml:space="preserve">(.276- .602) </w:t>
+            </w:r>
+          </w:p>
+        </w:tc>
+        <w:tc>
+          <w:tcPr>
+            <w:noWrap w:val="0"/>
+            <w:tcMar>
+              <w:top w:w="15" w:type="dxa"/>
+              <w:left w:w="205" w:type="dxa"/>
+              <w:bottom w:w="15" w:type="dxa"/>
+              <w:right w:w="20" w:type="dxa"/>
+            </w:tcMar>
+            <w:vAlign w:val="bottom"/>
+            <w:hideMark/>
+          </w:tcPr>
+          <w:p>
+            <w:pPr>
+              <w:jc w:val="right"/>
+              <w:rPr>
+                <w:b w:val="0"/>
+                <w:bCs w:val="0"/>
+                <w:i w:val="0"/>
+                <w:iCs w:val="0"/>
+                <w:smallCaps w:val="0"/>
+                <w:color w:val="000000"/>
+              </w:rPr>
+            </w:pPr>
+            <w:r>
+              <w:rPr>
+                <w:rStyle w:val="c31420span"/>
+                <w:b w:val="0"/>
+                <w:bCs w:val="0"/>
+                <w:i w:val="0"/>
+                <w:iCs w:val="0"/>
+                <w:smallCaps w:val="0"/>
+                <w:color w:val="000000"/>
+              </w:rPr>
+              <w:t xml:space="preserve">p=0.000 </w:t>
+            </w:r>
           </w:p>
         </w:tc>
       </w:tr>
@@ -2584,6 +2692,639 @@
         </w:tblPrEx>
         <w:tc>
           <w:tcPr>
+            <w:noWrap w:val="0"/>
+            <w:tcMar>
+              <w:top w:w="15" w:type="dxa"/>
+              <w:left w:w="20" w:type="dxa"/>
+              <w:bottom w:w="15" w:type="dxa"/>
+              <w:right w:w="20" w:type="dxa"/>
+            </w:tcMar>
+            <w:vAlign w:val="bottom"/>
+            <w:hideMark/>
+          </w:tcPr>
+          <w:p>
+            <w:pPr>
+              <w:jc w:val="left"/>
+              <w:rPr>
+                <w:b w:val="0"/>
+                <w:bCs w:val="0"/>
+                <w:i w:val="0"/>
+                <w:iCs w:val="0"/>
+                <w:smallCaps w:val="0"/>
+                <w:color w:val="000000"/>
+              </w:rPr>
+            </w:pPr>
+            <w:r>
+              <w:rPr>
+                <w:rStyle w:val="c3151span"/>
+                <w:b w:val="0"/>
+                <w:bCs w:val="0"/>
+                <w:i w:val="0"/>
+                <w:iCs w:val="0"/>
+                <w:smallCaps w:val="0"/>
+                <w:color w:val="000000"/>
+              </w:rPr>
+              <w:t xml:space="preserve">Lipase (U/L) </w:t>
+            </w:r>
+          </w:p>
+        </w:tc>
+        <w:tc>
+          <w:tcPr>
+            <w:noWrap w:val="0"/>
+            <w:tcMar>
+              <w:top w:w="15" w:type="dxa"/>
+              <w:left w:w="205" w:type="dxa"/>
+              <w:bottom w:w="15" w:type="dxa"/>
+              <w:right w:w="20" w:type="dxa"/>
+            </w:tcMar>
+            <w:vAlign w:val="bottom"/>
+            <w:hideMark/>
+          </w:tcPr>
+          <w:p>
+            <w:pPr>
+              <w:jc w:val="right"/>
+              <w:rPr>
+                <w:b w:val="0"/>
+                <w:bCs w:val="0"/>
+                <w:i w:val="0"/>
+                <w:iCs w:val="0"/>
+                <w:smallCaps w:val="0"/>
+                <w:color w:val="000000"/>
+              </w:rPr>
+            </w:pPr>
+            <w:r>
+              <w:rPr>
+                <w:rStyle w:val="c3152span"/>
+                <w:b w:val="0"/>
+                <w:bCs w:val="0"/>
+                <w:i w:val="0"/>
+                <w:iCs w:val="0"/>
+                <w:smallCaps w:val="0"/>
+                <w:color w:val="000000"/>
+              </w:rPr>
+              <w:t xml:space="preserve">[307] </w:t>
+            </w:r>
+          </w:p>
+        </w:tc>
+        <w:tc>
+          <w:tcPr>
+            <w:noWrap w:val="0"/>
+            <w:tcMar>
+              <w:top w:w="15" w:type="dxa"/>
+              <w:left w:w="205" w:type="dxa"/>
+              <w:bottom w:w="15" w:type="dxa"/>
+              <w:right w:w="20" w:type="dxa"/>
+            </w:tcMar>
+            <w:vAlign w:val="bottom"/>
+            <w:hideMark/>
+          </w:tcPr>
+          <w:p>
+            <w:pPr>
+              <w:jc w:val="right"/>
+              <w:rPr>
+                <w:b w:val="0"/>
+                <w:bCs w:val="0"/>
+                <w:i w:val="0"/>
+                <w:iCs w:val="0"/>
+                <w:smallCaps w:val="0"/>
+                <w:color w:val="000000"/>
+              </w:rPr>
+            </w:pPr>
+            <w:r>
+              <w:rPr>
+                <w:rStyle w:val="c3153span"/>
+                <w:b w:val="0"/>
+                <w:bCs w:val="0"/>
+                <w:i w:val="0"/>
+                <w:iCs w:val="0"/>
+                <w:smallCaps w:val="0"/>
+                <w:color w:val="000000"/>
+              </w:rPr>
+              <w:t xml:space="preserve">30 </w:t>
+            </w:r>
+          </w:p>
+        </w:tc>
+        <w:tc>
+          <w:tcPr>
+            <w:noWrap w:val="0"/>
+            <w:tcMar>
+              <w:top w:w="15" w:type="dxa"/>
+              <w:left w:w="205" w:type="dxa"/>
+              <w:bottom w:w="15" w:type="dxa"/>
+              <w:right w:w="20" w:type="dxa"/>
+            </w:tcMar>
+            <w:vAlign w:val="bottom"/>
+            <w:hideMark/>
+          </w:tcPr>
+          <w:p>
+            <w:pPr>
+              <w:jc w:val="right"/>
+              <w:rPr>
+                <w:b w:val="0"/>
+                <w:bCs w:val="0"/>
+                <w:i w:val="0"/>
+                <w:iCs w:val="0"/>
+                <w:smallCaps w:val="0"/>
+                <w:color w:val="000000"/>
+              </w:rPr>
+            </w:pPr>
+            <w:r>
+              <w:rPr>
+                <w:rStyle w:val="c3154span"/>
+                <w:b w:val="0"/>
+                <w:bCs w:val="0"/>
+                <w:i w:val="0"/>
+                <w:iCs w:val="0"/>
+                <w:smallCaps w:val="0"/>
+                <w:color w:val="000000"/>
+              </w:rPr>
+              <w:t xml:space="preserve">(26-   35) </w:t>
+            </w:r>
+          </w:p>
+        </w:tc>
+        <w:tc>
+          <w:tcPr>
+            <w:noWrap w:val="0"/>
+            <w:tcMar>
+              <w:top w:w="15" w:type="dxa"/>
+              <w:left w:w="205" w:type="dxa"/>
+              <w:bottom w:w="15" w:type="dxa"/>
+              <w:right w:w="20" w:type="dxa"/>
+            </w:tcMar>
+            <w:vAlign w:val="bottom"/>
+            <w:hideMark/>
+          </w:tcPr>
+          <w:p>
+            <w:pPr>
+              <w:jc w:val="right"/>
+              <w:rPr>
+                <w:b w:val="0"/>
+                <w:bCs w:val="0"/>
+                <w:i w:val="0"/>
+                <w:iCs w:val="0"/>
+                <w:smallCaps w:val="0"/>
+                <w:color w:val="000000"/>
+              </w:rPr>
+            </w:pPr>
+            <w:r>
+              <w:rPr>
+                <w:rStyle w:val="c3155span"/>
+                <w:b w:val="0"/>
+                <w:bCs w:val="0"/>
+                <w:i w:val="0"/>
+                <w:iCs w:val="0"/>
+                <w:smallCaps w:val="0"/>
+                <w:color w:val="000000"/>
+              </w:rPr>
+              <w:t xml:space="preserve">[0] </w:t>
+            </w:r>
+          </w:p>
+        </w:tc>
+        <w:tc>
+          <w:tcPr>
+            <w:noWrap w:val="0"/>
+            <w:tcMar>
+              <w:top w:w="15" w:type="dxa"/>
+              <w:left w:w="205" w:type="dxa"/>
+              <w:bottom w:w="15" w:type="dxa"/>
+              <w:right w:w="20" w:type="dxa"/>
+            </w:tcMar>
+            <w:vAlign w:val="bottom"/>
+            <w:hideMark/>
+          </w:tcPr>
+          <w:p>
+            <w:pPr>
+              <w:jc w:val="right"/>
+              <w:rPr>
+                <w:b w:val="0"/>
+                <w:bCs w:val="0"/>
+                <w:i w:val="0"/>
+                <w:iCs w:val="0"/>
+                <w:smallCaps w:val="0"/>
+                <w:color w:val="000000"/>
+              </w:rPr>
+            </w:pPr>
+          </w:p>
+        </w:tc>
+        <w:tc>
+          <w:tcPr>
+            <w:noWrap w:val="0"/>
+            <w:tcMar>
+              <w:top w:w="15" w:type="dxa"/>
+              <w:left w:w="205" w:type="dxa"/>
+              <w:bottom w:w="15" w:type="dxa"/>
+              <w:right w:w="20" w:type="dxa"/>
+            </w:tcMar>
+            <w:vAlign w:val="bottom"/>
+            <w:hideMark/>
+          </w:tcPr>
+          <w:p>
+            <w:pPr>
+              <w:jc w:val="right"/>
+              <w:rPr>
+                <w:b w:val="0"/>
+                <w:bCs w:val="0"/>
+                <w:i w:val="0"/>
+                <w:iCs w:val="0"/>
+                <w:smallCaps w:val="0"/>
+                <w:color w:val="000000"/>
+              </w:rPr>
+            </w:pPr>
+          </w:p>
+        </w:tc>
+        <w:tc>
+          <w:tcPr>
+            <w:noWrap w:val="0"/>
+            <w:tcMar>
+              <w:top w:w="15" w:type="dxa"/>
+              <w:left w:w="205" w:type="dxa"/>
+              <w:bottom w:w="15" w:type="dxa"/>
+              <w:right w:w="20" w:type="dxa"/>
+            </w:tcMar>
+            <w:vAlign w:val="bottom"/>
+            <w:hideMark/>
+          </w:tcPr>
+          <w:p>
+            <w:pPr>
+              <w:jc w:val="right"/>
+              <w:rPr>
+                <w:b w:val="0"/>
+                <w:bCs w:val="0"/>
+                <w:i w:val="0"/>
+                <w:iCs w:val="0"/>
+                <w:smallCaps w:val="0"/>
+                <w:color w:val="000000"/>
+              </w:rPr>
+            </w:pPr>
+            <w:r>
+              <w:rPr>
+                <w:rStyle w:val="c3158span"/>
+                <w:b w:val="0"/>
+                <w:bCs w:val="0"/>
+                <w:i w:val="0"/>
+                <w:iCs w:val="0"/>
+                <w:smallCaps w:val="0"/>
+                <w:color w:val="000000"/>
+              </w:rPr>
+              <w:t xml:space="preserve">[0] </w:t>
+            </w:r>
+          </w:p>
+        </w:tc>
+        <w:tc>
+          <w:tcPr>
+            <w:noWrap w:val="0"/>
+            <w:tcMar>
+              <w:top w:w="15" w:type="dxa"/>
+              <w:left w:w="205" w:type="dxa"/>
+              <w:bottom w:w="15" w:type="dxa"/>
+              <w:right w:w="20" w:type="dxa"/>
+            </w:tcMar>
+            <w:vAlign w:val="bottom"/>
+            <w:hideMark/>
+          </w:tcPr>
+          <w:p>
+            <w:pPr>
+              <w:jc w:val="right"/>
+              <w:rPr>
+                <w:b w:val="0"/>
+                <w:bCs w:val="0"/>
+                <w:i w:val="0"/>
+                <w:iCs w:val="0"/>
+                <w:smallCaps w:val="0"/>
+                <w:color w:val="000000"/>
+              </w:rPr>
+            </w:pPr>
+          </w:p>
+        </w:tc>
+        <w:tc>
+          <w:tcPr>
+            <w:noWrap w:val="0"/>
+            <w:tcMar>
+              <w:top w:w="15" w:type="dxa"/>
+              <w:left w:w="205" w:type="dxa"/>
+              <w:bottom w:w="15" w:type="dxa"/>
+              <w:right w:w="20" w:type="dxa"/>
+            </w:tcMar>
+            <w:vAlign w:val="bottom"/>
+            <w:hideMark/>
+          </w:tcPr>
+          <w:p>
+            <w:pPr>
+              <w:jc w:val="right"/>
+              <w:rPr>
+                <w:b w:val="0"/>
+                <w:bCs w:val="0"/>
+                <w:i w:val="0"/>
+                <w:iCs w:val="0"/>
+                <w:smallCaps w:val="0"/>
+                <w:color w:val="000000"/>
+              </w:rPr>
+            </w:pPr>
+          </w:p>
+        </w:tc>
+        <w:tc>
+          <w:tcPr>
+            <w:noWrap w:val="0"/>
+            <w:tcMar>
+              <w:top w:w="15" w:type="dxa"/>
+              <w:left w:w="205" w:type="dxa"/>
+              <w:bottom w:w="15" w:type="dxa"/>
+              <w:right w:w="20" w:type="dxa"/>
+            </w:tcMar>
+            <w:vAlign w:val="bottom"/>
+            <w:hideMark/>
+          </w:tcPr>
+          <w:p>
+            <w:pPr>
+              <w:jc w:val="right"/>
+              <w:rPr>
+                <w:b w:val="0"/>
+                <w:bCs w:val="0"/>
+                <w:i w:val="0"/>
+                <w:iCs w:val="0"/>
+                <w:smallCaps w:val="0"/>
+                <w:color w:val="000000"/>
+              </w:rPr>
+            </w:pPr>
+            <w:r>
+              <w:rPr>
+                <w:rStyle w:val="c31511span"/>
+                <w:b w:val="0"/>
+                <w:bCs w:val="0"/>
+                <w:i w:val="0"/>
+                <w:iCs w:val="0"/>
+                <w:smallCaps w:val="0"/>
+                <w:color w:val="000000"/>
+              </w:rPr>
+              <w:t xml:space="preserve">[0] </w:t>
+            </w:r>
+          </w:p>
+        </w:tc>
+        <w:tc>
+          <w:tcPr>
+            <w:noWrap w:val="0"/>
+            <w:tcMar>
+              <w:top w:w="15" w:type="dxa"/>
+              <w:left w:w="205" w:type="dxa"/>
+              <w:bottom w:w="15" w:type="dxa"/>
+              <w:right w:w="20" w:type="dxa"/>
+            </w:tcMar>
+            <w:vAlign w:val="bottom"/>
+            <w:hideMark/>
+          </w:tcPr>
+          <w:p>
+            <w:pPr>
+              <w:jc w:val="right"/>
+              <w:rPr>
+                <w:b w:val="0"/>
+                <w:bCs w:val="0"/>
+                <w:i w:val="0"/>
+                <w:iCs w:val="0"/>
+                <w:smallCaps w:val="0"/>
+                <w:color w:val="000000"/>
+              </w:rPr>
+            </w:pPr>
+          </w:p>
+        </w:tc>
+        <w:tc>
+          <w:tcPr>
+            <w:noWrap w:val="0"/>
+            <w:tcMar>
+              <w:top w:w="15" w:type="dxa"/>
+              <w:left w:w="205" w:type="dxa"/>
+              <w:bottom w:w="15" w:type="dxa"/>
+              <w:right w:w="20" w:type="dxa"/>
+            </w:tcMar>
+            <w:vAlign w:val="bottom"/>
+            <w:hideMark/>
+          </w:tcPr>
+          <w:p>
+            <w:pPr>
+              <w:jc w:val="right"/>
+              <w:rPr>
+                <w:b w:val="0"/>
+                <w:bCs w:val="0"/>
+                <w:i w:val="0"/>
+                <w:iCs w:val="0"/>
+                <w:smallCaps w:val="0"/>
+                <w:color w:val="000000"/>
+              </w:rPr>
+            </w:pPr>
+          </w:p>
+        </w:tc>
+        <w:tc>
+          <w:tcPr>
+            <w:noWrap w:val="0"/>
+            <w:tcMar>
+              <w:top w:w="15" w:type="dxa"/>
+              <w:left w:w="205" w:type="dxa"/>
+              <w:bottom w:w="15" w:type="dxa"/>
+              <w:right w:w="20" w:type="dxa"/>
+            </w:tcMar>
+            <w:vAlign w:val="bottom"/>
+            <w:hideMark/>
+          </w:tcPr>
+          <w:p>
+            <w:pPr>
+              <w:jc w:val="right"/>
+              <w:rPr>
+                <w:b w:val="0"/>
+                <w:bCs w:val="0"/>
+                <w:i w:val="0"/>
+                <w:iCs w:val="0"/>
+                <w:smallCaps w:val="0"/>
+                <w:color w:val="000000"/>
+              </w:rPr>
+            </w:pPr>
+            <w:r>
+              <w:rPr>
+                <w:rStyle w:val="c31514span"/>
+                <w:b w:val="0"/>
+                <w:bCs w:val="0"/>
+                <w:i w:val="0"/>
+                <w:iCs w:val="0"/>
+                <w:smallCaps w:val="0"/>
+                <w:color w:val="000000"/>
+              </w:rPr>
+              <w:t xml:space="preserve">[0] </w:t>
+            </w:r>
+          </w:p>
+        </w:tc>
+        <w:tc>
+          <w:tcPr>
+            <w:noWrap w:val="0"/>
+            <w:tcMar>
+              <w:top w:w="15" w:type="dxa"/>
+              <w:left w:w="205" w:type="dxa"/>
+              <w:bottom w:w="15" w:type="dxa"/>
+              <w:right w:w="20" w:type="dxa"/>
+            </w:tcMar>
+            <w:vAlign w:val="bottom"/>
+            <w:hideMark/>
+          </w:tcPr>
+          <w:p>
+            <w:pPr>
+              <w:jc w:val="right"/>
+              <w:rPr>
+                <w:b w:val="0"/>
+                <w:bCs w:val="0"/>
+                <w:i w:val="0"/>
+                <w:iCs w:val="0"/>
+                <w:smallCaps w:val="0"/>
+                <w:color w:val="000000"/>
+              </w:rPr>
+            </w:pPr>
+          </w:p>
+        </w:tc>
+        <w:tc>
+          <w:tcPr>
+            <w:noWrap w:val="0"/>
+            <w:tcMar>
+              <w:top w:w="15" w:type="dxa"/>
+              <w:left w:w="205" w:type="dxa"/>
+              <w:bottom w:w="15" w:type="dxa"/>
+              <w:right w:w="20" w:type="dxa"/>
+            </w:tcMar>
+            <w:vAlign w:val="bottom"/>
+            <w:hideMark/>
+          </w:tcPr>
+          <w:p>
+            <w:pPr>
+              <w:jc w:val="right"/>
+              <w:rPr>
+                <w:b w:val="0"/>
+                <w:bCs w:val="0"/>
+                <w:i w:val="0"/>
+                <w:iCs w:val="0"/>
+                <w:smallCaps w:val="0"/>
+                <w:color w:val="000000"/>
+              </w:rPr>
+            </w:pPr>
+          </w:p>
+        </w:tc>
+        <w:tc>
+          <w:tcPr>
+            <w:noWrap w:val="0"/>
+            <w:tcMar>
+              <w:top w:w="15" w:type="dxa"/>
+              <w:left w:w="205" w:type="dxa"/>
+              <w:bottom w:w="15" w:type="dxa"/>
+              <w:right w:w="20" w:type="dxa"/>
+            </w:tcMar>
+            <w:vAlign w:val="bottom"/>
+            <w:hideMark/>
+          </w:tcPr>
+          <w:p>
+            <w:pPr>
+              <w:jc w:val="right"/>
+              <w:rPr>
+                <w:b w:val="0"/>
+                <w:bCs w:val="0"/>
+                <w:i w:val="0"/>
+                <w:iCs w:val="0"/>
+                <w:smallCaps w:val="0"/>
+                <w:color w:val="000000"/>
+              </w:rPr>
+            </w:pPr>
+            <w:r>
+              <w:rPr>
+                <w:rStyle w:val="c31517span"/>
+                <w:b w:val="0"/>
+                <w:bCs w:val="0"/>
+                <w:i w:val="0"/>
+                <w:iCs w:val="0"/>
+                <w:smallCaps w:val="0"/>
+                <w:color w:val="000000"/>
+              </w:rPr>
+              <w:t xml:space="preserve">[0] </w:t>
+            </w:r>
+          </w:p>
+        </w:tc>
+        <w:tc>
+          <w:tcPr>
+            <w:noWrap w:val="0"/>
+            <w:tcMar>
+              <w:top w:w="15" w:type="dxa"/>
+              <w:left w:w="205" w:type="dxa"/>
+              <w:bottom w:w="15" w:type="dxa"/>
+              <w:right w:w="20" w:type="dxa"/>
+            </w:tcMar>
+            <w:vAlign w:val="bottom"/>
+            <w:hideMark/>
+          </w:tcPr>
+          <w:p>
+            <w:pPr>
+              <w:jc w:val="right"/>
+              <w:rPr>
+                <w:b w:val="0"/>
+                <w:bCs w:val="0"/>
+                <w:i w:val="0"/>
+                <w:iCs w:val="0"/>
+                <w:smallCaps w:val="0"/>
+                <w:color w:val="000000"/>
+              </w:rPr>
+            </w:pPr>
+          </w:p>
+        </w:tc>
+        <w:tc>
+          <w:tcPr>
+            <w:noWrap w:val="0"/>
+            <w:tcMar>
+              <w:top w:w="15" w:type="dxa"/>
+              <w:left w:w="205" w:type="dxa"/>
+              <w:bottom w:w="15" w:type="dxa"/>
+              <w:right w:w="20" w:type="dxa"/>
+            </w:tcMar>
+            <w:vAlign w:val="bottom"/>
+            <w:hideMark/>
+          </w:tcPr>
+          <w:p>
+            <w:pPr>
+              <w:jc w:val="right"/>
+              <w:rPr>
+                <w:b w:val="0"/>
+                <w:bCs w:val="0"/>
+                <w:i w:val="0"/>
+                <w:iCs w:val="0"/>
+                <w:smallCaps w:val="0"/>
+                <w:color w:val="000000"/>
+              </w:rPr>
+            </w:pPr>
+          </w:p>
+        </w:tc>
+        <w:tc>
+          <w:tcPr>
+            <w:noWrap w:val="0"/>
+            <w:tcMar>
+              <w:top w:w="15" w:type="dxa"/>
+              <w:left w:w="205" w:type="dxa"/>
+              <w:bottom w:w="15" w:type="dxa"/>
+              <w:right w:w="20" w:type="dxa"/>
+            </w:tcMar>
+            <w:vAlign w:val="bottom"/>
+            <w:hideMark/>
+          </w:tcPr>
+          <w:p>
+            <w:pPr>
+              <w:jc w:val="right"/>
+              <w:rPr>
+                <w:b w:val="0"/>
+                <w:bCs w:val="0"/>
+                <w:i w:val="0"/>
+                <w:iCs w:val="0"/>
+                <w:smallCaps w:val="0"/>
+                <w:color w:val="000000"/>
+              </w:rPr>
+            </w:pPr>
+          </w:p>
+        </w:tc>
+      </w:tr>
+      <w:tr>
+        <w:tblPrEx>
+          <w:tblLook w:val="05E0"/>
+        </w:tblPrEx>
+        <w:tc>
+          <w:tcPr>
             <w:tcBorders>
               <w:bottom w:val="single" w:sz="24" w:space="0" w:color="000000"/>
             </w:tcBorders>
@@ -2611,7 +3352,7 @@
             </w:pPr>
             <w:r>
               <w:rPr>
-                <w:rStyle w:val="c3151span"/>
+                <w:rStyle w:val="c3161span"/>
                 <w:b w:val="0"/>
                 <w:bCs w:val="0"/>
                 <w:i w:val="0"/>
@@ -2652,7 +3393,7 @@
             </w:pPr>
             <w:r>
               <w:rPr>
-                <w:rStyle w:val="c3152span"/>
+                <w:rStyle w:val="c3162span"/>
                 <w:b w:val="0"/>
                 <w:bCs w:val="0"/>
                 <w:i w:val="0"/>
@@ -2751,7 +3492,7 @@
             </w:pPr>
             <w:r>
               <w:rPr>
-                <w:rStyle w:val="c3155span"/>
+                <w:rStyle w:val="c3165span"/>
                 <w:b w:val="0"/>
                 <w:bCs w:val="0"/>
                 <w:i w:val="0"/>
@@ -2850,7 +3591,7 @@
             </w:pPr>
             <w:r>
               <w:rPr>
-                <w:rStyle w:val="c3158span"/>
+                <w:rStyle w:val="c3168span"/>
                 <w:b w:val="0"/>
                 <w:bCs w:val="0"/>
                 <w:i w:val="0"/>
@@ -2891,15 +3632,15 @@
             </w:pPr>
             <w:r>
               <w:rPr>
-                <w:rStyle w:val="c3159span"/>
-                <w:b w:val="0"/>
-                <w:bCs w:val="0"/>
-                <w:i w:val="0"/>
-                <w:iCs w:val="0"/>
-                <w:smallCaps w:val="0"/>
-                <w:color w:val="000000"/>
-              </w:rPr>
-              <w:t xml:space="preserve">21 </w:t>
+                <w:rStyle w:val="c3169span"/>
+                <w:b w:val="0"/>
+                <w:bCs w:val="0"/>
+                <w:i w:val="0"/>
+                <w:iCs w:val="0"/>
+                <w:smallCaps w:val="0"/>
+                <w:color w:val="000000"/>
+              </w:rPr>
+              <w:t xml:space="preserve">21.4 </w:t>
             </w:r>
           </w:p>
         </w:tc>
@@ -2932,15 +3673,15 @@
             </w:pPr>
             <w:r>
               <w:rPr>
-                <w:rStyle w:val="c31510span"/>
-                <w:b w:val="0"/>
-                <w:bCs w:val="0"/>
-                <w:i w:val="0"/>
-                <w:iCs w:val="0"/>
-                <w:smallCaps w:val="0"/>
-                <w:color w:val="000000"/>
-              </w:rPr>
-              <w:t xml:space="preserve">(15-   29) </w:t>
+                <w:rStyle w:val="c31610span"/>
+                <w:b w:val="0"/>
+                <w:bCs w:val="0"/>
+                <w:i w:val="0"/>
+                <w:iCs w:val="0"/>
+                <w:smallCaps w:val="0"/>
+                <w:color w:val="000000"/>
+              </w:rPr>
+              <w:t xml:space="preserve">(15.3- 28.6) </w:t>
             </w:r>
           </w:p>
         </w:tc>
@@ -2973,7 +3714,7 @@
             </w:pPr>
             <w:r>
               <w:rPr>
-                <w:rStyle w:val="c31511span"/>
+                <w:rStyle w:val="c31611span"/>
                 <w:b w:val="0"/>
                 <w:bCs w:val="0"/>
                 <w:i w:val="0"/>
@@ -3014,15 +3755,15 @@
             </w:pPr>
             <w:r>
               <w:rPr>
-                <w:rStyle w:val="c31512span"/>
-                <w:b w:val="0"/>
-                <w:bCs w:val="0"/>
-                <w:i w:val="0"/>
-                <w:iCs w:val="0"/>
-                <w:smallCaps w:val="0"/>
-                <w:color w:val="000000"/>
-              </w:rPr>
-              <w:t xml:space="preserve">23 </w:t>
+                <w:rStyle w:val="c31612span"/>
+                <w:b w:val="0"/>
+                <w:bCs w:val="0"/>
+                <w:i w:val="0"/>
+                <w:iCs w:val="0"/>
+                <w:smallCaps w:val="0"/>
+                <w:color w:val="000000"/>
+              </w:rPr>
+              <w:t xml:space="preserve">23.4 </w:t>
             </w:r>
           </w:p>
         </w:tc>
@@ -3055,15 +3796,15 @@
             </w:pPr>
             <w:r>
               <w:rPr>
-                <w:rStyle w:val="c31513span"/>
-                <w:b w:val="0"/>
-                <w:bCs w:val="0"/>
-                <w:i w:val="0"/>
-                <w:iCs w:val="0"/>
-                <w:smallCaps w:val="0"/>
-                <w:color w:val="000000"/>
-              </w:rPr>
-              <w:t xml:space="preserve">(20-   32) </w:t>
+                <w:rStyle w:val="c31613span"/>
+                <w:b w:val="0"/>
+                <w:bCs w:val="0"/>
+                <w:i w:val="0"/>
+                <w:iCs w:val="0"/>
+                <w:smallCaps w:val="0"/>
+                <w:color w:val="000000"/>
+              </w:rPr>
+              <w:t xml:space="preserve">(20.3- 32.2) </w:t>
             </w:r>
           </w:p>
         </w:tc>
@@ -3096,7 +3837,7 @@
             </w:pPr>
             <w:r>
               <w:rPr>
-                <w:rStyle w:val="c31514span"/>
+                <w:rStyle w:val="c31614span"/>
                 <w:b w:val="0"/>
                 <w:bCs w:val="0"/>
                 <w:i w:val="0"/>
@@ -3137,15 +3878,15 @@
             </w:pPr>
             <w:r>
               <w:rPr>
-                <w:rStyle w:val="c31515span"/>
-                <w:b w:val="0"/>
-                <w:bCs w:val="0"/>
-                <w:i w:val="0"/>
-                <w:iCs w:val="0"/>
-                <w:smallCaps w:val="0"/>
-                <w:color w:val="000000"/>
-              </w:rPr>
-              <w:t xml:space="preserve">34 </w:t>
+                <w:rStyle w:val="c31615span"/>
+                <w:b w:val="0"/>
+                <w:bCs w:val="0"/>
+                <w:i w:val="0"/>
+                <w:iCs w:val="0"/>
+                <w:smallCaps w:val="0"/>
+                <w:color w:val="000000"/>
+              </w:rPr>
+              <w:t xml:space="preserve">33.8 </w:t>
             </w:r>
           </w:p>
         </w:tc>
@@ -3178,15 +3919,15 @@
             </w:pPr>
             <w:r>
               <w:rPr>
-                <w:rStyle w:val="c31516span"/>
-                <w:b w:val="0"/>
-                <w:bCs w:val="0"/>
-                <w:i w:val="0"/>
-                <w:iCs w:val="0"/>
-                <w:smallCaps w:val="0"/>
-                <w:color w:val="000000"/>
-              </w:rPr>
-              <w:t xml:space="preserve">(25-   47) </w:t>
+                <w:rStyle w:val="c31616span"/>
+                <w:b w:val="0"/>
+                <w:bCs w:val="0"/>
+                <w:i w:val="0"/>
+                <w:iCs w:val="0"/>
+                <w:smallCaps w:val="0"/>
+                <w:color w:val="000000"/>
+              </w:rPr>
+              <w:t xml:space="preserve">(25.3-   47) </w:t>
             </w:r>
           </w:p>
         </w:tc>
@@ -3219,7 +3960,7 @@
             </w:pPr>
             <w:r>
               <w:rPr>
-                <w:rStyle w:val="c31517span"/>
+                <w:rStyle w:val="c31617span"/>
                 <w:b w:val="0"/>
                 <w:bCs w:val="0"/>
                 <w:i w:val="0"/>
@@ -3260,15 +4001,15 @@
             </w:pPr>
             <w:r>
               <w:rPr>
-                <w:rStyle w:val="c31518span"/>
-                <w:b w:val="0"/>
-                <w:bCs w:val="0"/>
-                <w:i w:val="0"/>
-                <w:iCs w:val="0"/>
-                <w:smallCaps w:val="0"/>
-                <w:color w:val="000000"/>
-              </w:rPr>
-              <w:t xml:space="preserve">23 </w:t>
+                <w:rStyle w:val="c31618span"/>
+                <w:b w:val="0"/>
+                <w:bCs w:val="0"/>
+                <w:i w:val="0"/>
+                <w:iCs w:val="0"/>
+                <w:smallCaps w:val="0"/>
+                <w:color w:val="000000"/>
+              </w:rPr>
+              <w:t xml:space="preserve">22.7 </w:t>
             </w:r>
           </w:p>
         </w:tc>
@@ -3301,15 +4042,15 @@
             </w:pPr>
             <w:r>
               <w:rPr>
-                <w:rStyle w:val="c31519span"/>
-                <w:b w:val="0"/>
-                <w:bCs w:val="0"/>
-                <w:i w:val="0"/>
-                <w:iCs w:val="0"/>
-                <w:smallCaps w:val="0"/>
-                <w:color w:val="000000"/>
-              </w:rPr>
-              <w:t xml:space="preserve">(16-   34) </w:t>
+                <w:rStyle w:val="c31619span"/>
+                <w:b w:val="0"/>
+                <w:bCs w:val="0"/>
+                <w:i w:val="0"/>
+                <w:iCs w:val="0"/>
+                <w:smallCaps w:val="0"/>
+                <w:color w:val="000000"/>
+              </w:rPr>
+              <w:t xml:space="preserve">(16.1- 33.6) </w:t>
             </w:r>
           </w:p>
         </w:tc>
@@ -3342,7 +4083,7 @@
             </w:pPr>
             <w:r>
               <w:rPr>
-                <w:rStyle w:val="c31520span"/>
+                <w:rStyle w:val="c31620span"/>
                 <w:b w:val="0"/>
                 <w:bCs w:val="0"/>
                 <w:i w:val="0"/>
@@ -4609,6 +5350,186 @@
   </w:style>
   <w:style w:type="character" w:customStyle="1" w:styleId="c31520span">
     <w:name w:val="c31_5_20_span"/>
+    <w:basedOn w:val="DefaultParagraphFont"/>
+    <w:rPr>
+      <w:rFonts w:ascii="Arial" w:eastAsia="Arial" w:hAnsi="Arial" w:cs="Arial"/>
+      <w:sz w:val="17"/>
+      <w:szCs w:val="17"/>
+    </w:rPr>
+  </w:style>
+  <w:style w:type="character" w:customStyle="1" w:styleId="c3161span">
+    <w:name w:val="c31_6_1_span"/>
+    <w:basedOn w:val="DefaultParagraphFont"/>
+    <w:rPr>
+      <w:rFonts w:ascii="Arial" w:eastAsia="Arial" w:hAnsi="Arial" w:cs="Arial"/>
+      <w:sz w:val="17"/>
+      <w:szCs w:val="17"/>
+    </w:rPr>
+  </w:style>
+  <w:style w:type="character" w:customStyle="1" w:styleId="c3162span">
+    <w:name w:val="c31_6_2_span"/>
+    <w:basedOn w:val="DefaultParagraphFont"/>
+    <w:rPr>
+      <w:rFonts w:ascii="Arial" w:eastAsia="Arial" w:hAnsi="Arial" w:cs="Arial"/>
+      <w:sz w:val="17"/>
+      <w:szCs w:val="17"/>
+    </w:rPr>
+  </w:style>
+  <w:style w:type="character" w:customStyle="1" w:styleId="c3163span">
+    <w:name w:val="c31_6_3_span"/>
+    <w:basedOn w:val="DefaultParagraphFont"/>
+    <w:rPr>
+      <w:rFonts w:ascii="Arial" w:eastAsia="Arial" w:hAnsi="Arial" w:cs="Arial"/>
+      <w:sz w:val="17"/>
+      <w:szCs w:val="17"/>
+    </w:rPr>
+  </w:style>
+  <w:style w:type="character" w:customStyle="1" w:styleId="c3164span">
+    <w:name w:val="c31_6_4_span"/>
+    <w:basedOn w:val="DefaultParagraphFont"/>
+    <w:rPr>
+      <w:rFonts w:ascii="Arial" w:eastAsia="Arial" w:hAnsi="Arial" w:cs="Arial"/>
+      <w:sz w:val="17"/>
+      <w:szCs w:val="17"/>
+    </w:rPr>
+  </w:style>
+  <w:style w:type="character" w:customStyle="1" w:styleId="c3165span">
+    <w:name w:val="c31_6_5_span"/>
+    <w:basedOn w:val="DefaultParagraphFont"/>
+    <w:rPr>
+      <w:rFonts w:ascii="Arial" w:eastAsia="Arial" w:hAnsi="Arial" w:cs="Arial"/>
+      <w:sz w:val="17"/>
+      <w:szCs w:val="17"/>
+    </w:rPr>
+  </w:style>
+  <w:style w:type="character" w:customStyle="1" w:styleId="c3166span">
+    <w:name w:val="c31_6_6_span"/>
+    <w:basedOn w:val="DefaultParagraphFont"/>
+    <w:rPr>
+      <w:rFonts w:ascii="Arial" w:eastAsia="Arial" w:hAnsi="Arial" w:cs="Arial"/>
+      <w:sz w:val="17"/>
+      <w:szCs w:val="17"/>
+    </w:rPr>
+  </w:style>
+  <w:style w:type="character" w:customStyle="1" w:styleId="c3167span">
+    <w:name w:val="c31_6_7_span"/>
+    <w:basedOn w:val="DefaultParagraphFont"/>
+    <w:rPr>
+      <w:rFonts w:ascii="Arial" w:eastAsia="Arial" w:hAnsi="Arial" w:cs="Arial"/>
+      <w:sz w:val="17"/>
+      <w:szCs w:val="17"/>
+    </w:rPr>
+  </w:style>
+  <w:style w:type="character" w:customStyle="1" w:styleId="c3168span">
+    <w:name w:val="c31_6_8_span"/>
+    <w:basedOn w:val="DefaultParagraphFont"/>
+    <w:rPr>
+      <w:rFonts w:ascii="Arial" w:eastAsia="Arial" w:hAnsi="Arial" w:cs="Arial"/>
+      <w:sz w:val="17"/>
+      <w:szCs w:val="17"/>
+    </w:rPr>
+  </w:style>
+  <w:style w:type="character" w:customStyle="1" w:styleId="c3169span">
+    <w:name w:val="c31_6_9_span"/>
+    <w:basedOn w:val="DefaultParagraphFont"/>
+    <w:rPr>
+      <w:rFonts w:ascii="Arial" w:eastAsia="Arial" w:hAnsi="Arial" w:cs="Arial"/>
+      <w:sz w:val="17"/>
+      <w:szCs w:val="17"/>
+    </w:rPr>
+  </w:style>
+  <w:style w:type="character" w:customStyle="1" w:styleId="c31610span">
+    <w:name w:val="c31_6_10_span"/>
+    <w:basedOn w:val="DefaultParagraphFont"/>
+    <w:rPr>
+      <w:rFonts w:ascii="Arial" w:eastAsia="Arial" w:hAnsi="Arial" w:cs="Arial"/>
+      <w:sz w:val="17"/>
+      <w:szCs w:val="17"/>
+    </w:rPr>
+  </w:style>
+  <w:style w:type="character" w:customStyle="1" w:styleId="c31611span">
+    <w:name w:val="c31_6_11_span"/>
+    <w:basedOn w:val="DefaultParagraphFont"/>
+    <w:rPr>
+      <w:rFonts w:ascii="Arial" w:eastAsia="Arial" w:hAnsi="Arial" w:cs="Arial"/>
+      <w:sz w:val="17"/>
+      <w:szCs w:val="17"/>
+    </w:rPr>
+  </w:style>
+  <w:style w:type="character" w:customStyle="1" w:styleId="c31612span">
+    <w:name w:val="c31_6_12_span"/>
+    <w:basedOn w:val="DefaultParagraphFont"/>
+    <w:rPr>
+      <w:rFonts w:ascii="Arial" w:eastAsia="Arial" w:hAnsi="Arial" w:cs="Arial"/>
+      <w:sz w:val="17"/>
+      <w:szCs w:val="17"/>
+    </w:rPr>
+  </w:style>
+  <w:style w:type="character" w:customStyle="1" w:styleId="c31613span">
+    <w:name w:val="c31_6_13_span"/>
+    <w:basedOn w:val="DefaultParagraphFont"/>
+    <w:rPr>
+      <w:rFonts w:ascii="Arial" w:eastAsia="Arial" w:hAnsi="Arial" w:cs="Arial"/>
+      <w:sz w:val="17"/>
+      <w:szCs w:val="17"/>
+    </w:rPr>
+  </w:style>
+  <w:style w:type="character" w:customStyle="1" w:styleId="c31614span">
+    <w:name w:val="c31_6_14_span"/>
+    <w:basedOn w:val="DefaultParagraphFont"/>
+    <w:rPr>
+      <w:rFonts w:ascii="Arial" w:eastAsia="Arial" w:hAnsi="Arial" w:cs="Arial"/>
+      <w:sz w:val="17"/>
+      <w:szCs w:val="17"/>
+    </w:rPr>
+  </w:style>
+  <w:style w:type="character" w:customStyle="1" w:styleId="c31615span">
+    <w:name w:val="c31_6_15_span"/>
+    <w:basedOn w:val="DefaultParagraphFont"/>
+    <w:rPr>
+      <w:rFonts w:ascii="Arial" w:eastAsia="Arial" w:hAnsi="Arial" w:cs="Arial"/>
+      <w:sz w:val="17"/>
+      <w:szCs w:val="17"/>
+    </w:rPr>
+  </w:style>
+  <w:style w:type="character" w:customStyle="1" w:styleId="c31616span">
+    <w:name w:val="c31_6_16_span"/>
+    <w:basedOn w:val="DefaultParagraphFont"/>
+    <w:rPr>
+      <w:rFonts w:ascii="Arial" w:eastAsia="Arial" w:hAnsi="Arial" w:cs="Arial"/>
+      <w:sz w:val="17"/>
+      <w:szCs w:val="17"/>
+    </w:rPr>
+  </w:style>
+  <w:style w:type="character" w:customStyle="1" w:styleId="c31617span">
+    <w:name w:val="c31_6_17_span"/>
+    <w:basedOn w:val="DefaultParagraphFont"/>
+    <w:rPr>
+      <w:rFonts w:ascii="Arial" w:eastAsia="Arial" w:hAnsi="Arial" w:cs="Arial"/>
+      <w:sz w:val="17"/>
+      <w:szCs w:val="17"/>
+    </w:rPr>
+  </w:style>
+  <w:style w:type="character" w:customStyle="1" w:styleId="c31618span">
+    <w:name w:val="c31_6_18_span"/>
+    <w:basedOn w:val="DefaultParagraphFont"/>
+    <w:rPr>
+      <w:rFonts w:ascii="Arial" w:eastAsia="Arial" w:hAnsi="Arial" w:cs="Arial"/>
+      <w:sz w:val="17"/>
+      <w:szCs w:val="17"/>
+    </w:rPr>
+  </w:style>
+  <w:style w:type="character" w:customStyle="1" w:styleId="c31619span">
+    <w:name w:val="c31_6_19_span"/>
+    <w:basedOn w:val="DefaultParagraphFont"/>
+    <w:rPr>
+      <w:rFonts w:ascii="Arial" w:eastAsia="Arial" w:hAnsi="Arial" w:cs="Arial"/>
+      <w:sz w:val="17"/>
+      <w:szCs w:val="17"/>
+    </w:rPr>
+  </w:style>
+  <w:style w:type="character" w:customStyle="1" w:styleId="c31620span">
+    <w:name w:val="c31_6_20_span"/>
     <w:basedOn w:val="DefaultParagraphFont"/>
     <w:rPr>
       <w:rFonts w:ascii="Arial" w:eastAsia="Arial" w:hAnsi="Arial" w:cs="Arial"/>
